--- a/작업일지/29주차.docx
+++ b/작업일지/29주차.docx
@@ -352,6 +352,16 @@
                 <w:u w:val="single"/>
               </w:rPr>
             </w:pPr>
+            <w:r>
+              <w:rPr>
+                <w:rFonts w:ascii="맑은 고딕" w:eastAsia="맑은 고딕" w:hAnsi="맑은 고딕"/>
+                <w:b/>
+                <w:bCs/>
+                <w:color w:val="EE0000"/>
+                <w:u w:val="single"/>
+              </w:rPr>
+              <w:t>gltf loader 기능 추가</w:t>
+            </w:r>
           </w:p>
         </w:tc>
       </w:tr>
@@ -368,16 +378,17 @@
       <w:pPr>
         <w:jc w:val="left"/>
         <w:rPr>
-          <w:b/>
-          <w:sz w:val="22"/>
-        </w:rPr>
-      </w:pPr>
-      <w:r>
-        <w:rPr>
           <w:rFonts w:hint="eastAsia"/>
           <w:b/>
           <w:sz w:val="22"/>
         </w:rPr>
+      </w:pPr>
+      <w:r>
+        <w:rPr>
+          <w:rFonts w:hint="eastAsia"/>
+          <w:b/>
+          <w:sz w:val="22"/>
+        </w:rPr>
         <w:t>&lt;상세 수행내용&gt;</w:t>
       </w:r>
     </w:p>
@@ -389,6 +400,724 @@
           <w:sz w:val="22"/>
         </w:rPr>
       </w:pPr>
+      <w:r>
+        <w:rPr>
+          <w:b/>
+          <w:sz w:val="22"/>
+        </w:rPr>
+        <w:t>GLTF 표준에서 occlusionTexture를 별도로 정의하는 구조를 프레임워크가 처리 못함 (ORM 통합 구조만 지원</w:t>
+      </w:r>
+    </w:p>
+    <w:p>
+      <w:pPr>
+        <w:jc w:val="left"/>
+        <w:rPr>
+          <w:rFonts w:hint="eastAsia"/>
+          <w:b/>
+          <w:sz w:val="22"/>
+        </w:rPr>
+      </w:pPr>
+      <w:r>
+        <w:rPr>
+          <w:b/>
+          <w:sz w:val="22"/>
+        </w:rPr>
+        <w:t>occlusionTexture</w:t>
+      </w:r>
+      <w:r>
+        <w:rPr>
+          <w:rFonts w:hint="eastAsia"/>
+          <w:b/>
+          <w:sz w:val="22"/>
+        </w:rPr>
+        <w:t>읽을 수 있도록 loader 수정</w:t>
+      </w:r>
+    </w:p>
+    <w:p>
+      <w:pPr>
+        <w:jc w:val="left"/>
+        <w:rPr>
+          <w:b/>
+          <w:sz w:val="22"/>
+        </w:rPr>
+      </w:pPr>
+      <w:r>
+        <w:rPr>
+          <w:b/>
+          <w:sz w:val="22"/>
+        </w:rPr>
+        <w:t xml:space="preserve">추가적으로 </w:t>
+      </w:r>
+      <w:r>
+        <w:rPr>
+          <w:rFonts w:hint="eastAsia"/>
+          <w:b/>
+          <w:sz w:val="22"/>
+        </w:rPr>
+        <w:t>하얀</w:t>
+      </w:r>
+      <w:r>
+        <w:rPr>
+          <w:b/>
+          <w:sz w:val="22"/>
+        </w:rPr>
+        <w:t xml:space="preserve"> 느낌이 나길래 보니</w:t>
+      </w:r>
+    </w:p>
+    <w:p>
+      <w:pPr>
+        <w:jc w:val="left"/>
+        <w:rPr>
+          <w:b/>
+          <w:sz w:val="22"/>
+        </w:rPr>
+      </w:pPr>
+      <w:r>
+        <w:rPr>
+          <w:b/>
+          <w:sz w:val="22"/>
+        </w:rPr>
+        <w:t>float3 emissiveColor = (length(emissiveSample) &gt; 0.01f</w:t>
+      </w:r>
+      <w:proofErr w:type="gramStart"/>
+      <w:r>
+        <w:rPr>
+          <w:b/>
+          <w:sz w:val="22"/>
+        </w:rPr>
+        <w:t>) ?</w:t>
+      </w:r>
+      <w:proofErr w:type="gramEnd"/>
+      <w:r>
+        <w:rPr>
+          <w:b/>
+          <w:sz w:val="22"/>
+        </w:rPr>
+        <w:t xml:space="preserve"> </w:t>
+      </w:r>
+      <w:proofErr w:type="gramStart"/>
+      <w:r>
+        <w:rPr>
+          <w:b/>
+          <w:sz w:val="22"/>
+        </w:rPr>
+        <w:t>emissiveSample :</w:t>
+      </w:r>
+      <w:proofErr w:type="gramEnd"/>
+      <w:r>
+        <w:rPr>
+          <w:b/>
+          <w:sz w:val="22"/>
+        </w:rPr>
+        <w:t xml:space="preserve"> float3(1.0, 1.0, 1.0</w:t>
+      </w:r>
+      <w:proofErr w:type="gramStart"/>
+      <w:r>
+        <w:rPr>
+          <w:b/>
+          <w:sz w:val="22"/>
+        </w:rPr>
+        <w:t>);</w:t>
+      </w:r>
+      <w:proofErr w:type="gramEnd"/>
+    </w:p>
+    <w:p>
+      <w:pPr>
+        <w:jc w:val="left"/>
+        <w:rPr>
+          <w:b/>
+          <w:sz w:val="22"/>
+        </w:rPr>
+      </w:pPr>
+      <w:r>
+        <w:rPr>
+          <w:b/>
+          <w:sz w:val="22"/>
+        </w:rPr>
+        <w:t xml:space="preserve">float3 finalEmissive = emissiveColor * </w:t>
+      </w:r>
+      <w:proofErr w:type="gramStart"/>
+      <w:r>
+        <w:rPr>
+          <w:b/>
+          <w:sz w:val="22"/>
+        </w:rPr>
+        <w:t>EmissiveFactor;</w:t>
+      </w:r>
+      <w:proofErr w:type="gramEnd"/>
+    </w:p>
+    <w:p>
+      <w:pPr>
+        <w:jc w:val="left"/>
+        <w:rPr>
+          <w:b/>
+          <w:sz w:val="22"/>
+        </w:rPr>
+      </w:pPr>
+      <w:r>
+        <w:rPr>
+          <w:b/>
+          <w:sz w:val="22"/>
+        </w:rPr>
+        <w:t>SK_MagicConstruct의 emissiveFactor = [0.321, 0.321, 0.321] 인데,</w:t>
+      </w:r>
+    </w:p>
+    <w:p>
+      <w:pPr>
+        <w:jc w:val="left"/>
+        <w:rPr>
+          <w:b/>
+          <w:sz w:val="22"/>
+        </w:rPr>
+      </w:pPr>
+      <w:r>
+        <w:rPr>
+          <w:b/>
+          <w:sz w:val="22"/>
+        </w:rPr>
+        <w:t xml:space="preserve">이거처럼 0.01 이하이면 흰색 샘플링 시키는데 emissive 텍스처에 검정(비발광) 픽셀이 샘플링되면 length </w:t>
+      </w:r>
+      <w:proofErr w:type="gramStart"/>
+      <w:r>
+        <w:rPr>
+          <w:b/>
+          <w:sz w:val="22"/>
+        </w:rPr>
+        <w:t>&lt; 0.01</w:t>
+      </w:r>
+      <w:proofErr w:type="gramEnd"/>
+      <w:r>
+        <w:rPr>
+          <w:b/>
+          <w:sz w:val="22"/>
+        </w:rPr>
+        <w:t xml:space="preserve"> → 흰색으로 치환 → 0.321 * white가 모든 픽셀에 더해짐 → 전체가 뿌옇게</w:t>
+      </w:r>
+    </w:p>
+    <w:p>
+      <w:pPr>
+        <w:jc w:val="left"/>
+        <w:rPr>
+          <w:b/>
+          <w:sz w:val="22"/>
+        </w:rPr>
+      </w:pPr>
+    </w:p>
+    <w:p>
+      <w:pPr>
+        <w:jc w:val="left"/>
+        <w:rPr>
+          <w:rFonts w:hint="eastAsia"/>
+          <w:b/>
+          <w:sz w:val="22"/>
+        </w:rPr>
+      </w:pPr>
+      <w:r>
+        <w:rPr>
+          <w:b/>
+          <w:sz w:val="22"/>
+        </w:rPr>
+        <w:t>따라서, 지형 텍스쳐 누수되어 SK_MagicConstruct에 덮</w:t>
+      </w:r>
+      <w:r>
+        <w:rPr>
+          <w:rFonts w:hint="eastAsia"/>
+          <w:b/>
+          <w:sz w:val="22"/>
+        </w:rPr>
+        <w:t>어</w:t>
+      </w:r>
+      <w:r>
+        <w:rPr>
+          <w:b/>
+          <w:sz w:val="22"/>
+        </w:rPr>
+        <w:t>졌었던 문제와 뿌옇게 뜨던 문제 해결</w:t>
+      </w:r>
+    </w:p>
+    <w:p>
+      <w:pPr>
+        <w:jc w:val="left"/>
+        <w:rPr>
+          <w:b/>
+          <w:sz w:val="22"/>
+        </w:rPr>
+      </w:pPr>
+      <w:r>
+        <w:rPr>
+          <w:b/>
+          <w:sz w:val="22"/>
+        </w:rPr>
+        <w:drawing>
+          <wp:inline distT="0" distB="0" distL="0" distR="0" wp14:anchorId="649DB2E0" wp14:editId="10E436C9">
+            <wp:extent cx="2067213" cy="2610214"/>
+            <wp:effectExtent l="0" t="0" r="9525" b="0"/>
+            <wp:docPr id="1572060922" name="그림 1" descr="스크린샷, 만화 영화이(가) 표시된 사진&#10;&#10;AI 생성 콘텐츠는 정확하지 않을 수 있습니다."/>
+            <wp:cNvGraphicFramePr>
+              <a:graphicFrameLocks xmlns:a="http://schemas.openxmlformats.org/drawingml/2006/main" noChangeAspect="1"/>
+            </wp:cNvGraphicFramePr>
+            <a:graphic xmlns:a="http://schemas.openxmlformats.org/drawingml/2006/main">
+              <a:graphicData uri="http://schemas.openxmlformats.org/drawingml/2006/picture">
+                <pic:pic xmlns:pic="http://schemas.openxmlformats.org/drawingml/2006/picture">
+                  <pic:nvPicPr>
+                    <pic:cNvPr id="1572060922" name="그림 1" descr="스크린샷, 만화 영화이(가) 표시된 사진&#10;&#10;AI 생성 콘텐츠는 정확하지 않을 수 있습니다."/>
+                    <pic:cNvPicPr/>
+                  </pic:nvPicPr>
+                  <pic:blipFill>
+                    <a:blip r:embed="rId7"/>
+                    <a:stretch>
+                      <a:fillRect/>
+                    </a:stretch>
+                  </pic:blipFill>
+                  <pic:spPr>
+                    <a:xfrm>
+                      <a:off x="0" y="0"/>
+                      <a:ext cx="2067213" cy="2610214"/>
+                    </a:xfrm>
+                    <a:prstGeom prst="rect">
+                      <a:avLst/>
+                    </a:prstGeom>
+                  </pic:spPr>
+                </pic:pic>
+              </a:graphicData>
+            </a:graphic>
+          </wp:inline>
+        </w:drawing>
+      </w:r>
+    </w:p>
+    <w:p>
+      <w:pPr>
+        <w:jc w:val="left"/>
+        <w:rPr>
+          <w:b/>
+          <w:sz w:val="22"/>
+        </w:rPr>
+      </w:pPr>
+    </w:p>
+    <w:p>
+      <w:pPr>
+        <w:jc w:val="left"/>
+        <w:rPr>
+          <w:b/>
+          <w:sz w:val="22"/>
+        </w:rPr>
+      </w:pPr>
+    </w:p>
+    <w:p>
+      <w:pPr>
+        <w:jc w:val="left"/>
+        <w:rPr>
+          <w:rFonts w:hint="eastAsia"/>
+          <w:b/>
+          <w:sz w:val="22"/>
+        </w:rPr>
+      </w:pPr>
+      <w:r>
+        <w:rPr>
+          <w:b/>
+          <w:sz w:val="22"/>
+        </w:rPr>
+        <w:lastRenderedPageBreak/>
+        <w:t>플레이어 hp 닳게하는 내용 추가</w:t>
+      </w:r>
+    </w:p>
+    <w:p>
+      <w:pPr>
+        <w:jc w:val="left"/>
+        <w:rPr>
+          <w:b/>
+          <w:sz w:val="22"/>
+        </w:rPr>
+      </w:pPr>
+      <w:r>
+        <w:rPr>
+          <w:b/>
+          <w:sz w:val="22"/>
+        </w:rPr>
+        <w:drawing>
+          <wp:inline distT="0" distB="0" distL="0" distR="0" wp14:anchorId="2C509CC2" wp14:editId="5FF864F7">
+            <wp:extent cx="4791744" cy="3553321"/>
+            <wp:effectExtent l="0" t="0" r="8890" b="9525"/>
+            <wp:docPr id="724326128" name="그림 1" descr="스크린샷, PC 게임, 그래픽 소프트웨어, 멀티미디어 소프트웨어이(가) 표시된 사진&#10;&#10;AI 생성 콘텐츠는 정확하지 않을 수 있습니다."/>
+            <wp:cNvGraphicFramePr>
+              <a:graphicFrameLocks xmlns:a="http://schemas.openxmlformats.org/drawingml/2006/main" noChangeAspect="1"/>
+            </wp:cNvGraphicFramePr>
+            <a:graphic xmlns:a="http://schemas.openxmlformats.org/drawingml/2006/main">
+              <a:graphicData uri="http://schemas.openxmlformats.org/drawingml/2006/picture">
+                <pic:pic xmlns:pic="http://schemas.openxmlformats.org/drawingml/2006/picture">
+                  <pic:nvPicPr>
+                    <pic:cNvPr id="724326128" name="그림 1" descr="스크린샷, PC 게임, 그래픽 소프트웨어, 멀티미디어 소프트웨어이(가) 표시된 사진&#10;&#10;AI 생성 콘텐츠는 정확하지 않을 수 있습니다."/>
+                    <pic:cNvPicPr/>
+                  </pic:nvPicPr>
+                  <pic:blipFill>
+                    <a:blip r:embed="rId8"/>
+                    <a:stretch>
+                      <a:fillRect/>
+                    </a:stretch>
+                  </pic:blipFill>
+                  <pic:spPr>
+                    <a:xfrm>
+                      <a:off x="0" y="0"/>
+                      <a:ext cx="4791744" cy="3553321"/>
+                    </a:xfrm>
+                    <a:prstGeom prst="rect">
+                      <a:avLst/>
+                    </a:prstGeom>
+                  </pic:spPr>
+                </pic:pic>
+              </a:graphicData>
+            </a:graphic>
+          </wp:inline>
+        </w:drawing>
+      </w:r>
+    </w:p>
+    <w:p>
+      <w:pPr>
+        <w:jc w:val="left"/>
+        <w:rPr>
+          <w:b/>
+          <w:sz w:val="22"/>
+        </w:rPr>
+      </w:pPr>
+      <w:r>
+        <w:rPr>
+          <w:b/>
+          <w:sz w:val="22"/>
+        </w:rPr>
+        <w:t xml:space="preserve">서버에서 HP를 수신할 때 플레이어 HP 바 UI를 실시간으로 갱신하는 기능 구현 </w:t>
+      </w:r>
+    </w:p>
+    <w:p>
+      <w:pPr>
+        <w:jc w:val="left"/>
+        <w:rPr>
+          <w:b/>
+          <w:sz w:val="22"/>
+        </w:rPr>
+      </w:pPr>
+      <w:r>
+        <w:rPr>
+          <w:b/>
+          <w:sz w:val="22"/>
+        </w:rPr>
+        <w:t>기존 MonsterHPComponent 방식 대신 UIRenderComponent를 직접 참조하는 방식으로 처리</w:t>
+      </w:r>
+    </w:p>
+    <w:p>
+      <w:pPr>
+        <w:jc w:val="left"/>
+        <w:rPr>
+          <w:b/>
+          <w:sz w:val="22"/>
+        </w:rPr>
+      </w:pPr>
+    </w:p>
+    <w:p>
+      <w:pPr>
+        <w:jc w:val="left"/>
+        <w:rPr>
+          <w:rFonts w:hint="eastAsia"/>
+          <w:b/>
+          <w:sz w:val="22"/>
+        </w:rPr>
+      </w:pPr>
+      <w:r>
+        <w:rPr>
+          <w:b/>
+          <w:sz w:val="22"/>
+        </w:rPr>
+        <w:t>플레이어 HP UI 스무스하게 닳도록 보간</w:t>
+      </w:r>
+    </w:p>
+    <w:p>
+      <w:pPr>
+        <w:jc w:val="left"/>
+        <w:rPr>
+          <w:b/>
+          <w:sz w:val="22"/>
+        </w:rPr>
+      </w:pPr>
+      <w:proofErr w:type="gramStart"/>
+      <w:r>
+        <w:rPr>
+          <w:b/>
+          <w:sz w:val="22"/>
+        </w:rPr>
+        <w:t>// HP</w:t>
+      </w:r>
+      <w:proofErr w:type="gramEnd"/>
+      <w:r>
+        <w:rPr>
+          <w:b/>
+          <w:sz w:val="22"/>
+        </w:rPr>
+        <w:t xml:space="preserve"> Bar lerp 갱신</w:t>
+      </w:r>
+    </w:p>
+    <w:p>
+      <w:pPr>
+        <w:jc w:val="left"/>
+        <w:rPr>
+          <w:b/>
+          <w:sz w:val="22"/>
+        </w:rPr>
+      </w:pPr>
+      <w:r>
+        <w:rPr>
+          <w:b/>
+          <w:sz w:val="22"/>
+        </w:rPr>
+        <w:tab/>
+        <w:t>if (_hpBar_ui)</w:t>
+      </w:r>
+    </w:p>
+    <w:p>
+      <w:pPr>
+        <w:jc w:val="left"/>
+        <w:rPr>
+          <w:b/>
+          <w:sz w:val="22"/>
+        </w:rPr>
+      </w:pPr>
+      <w:r>
+        <w:rPr>
+          <w:b/>
+          <w:sz w:val="22"/>
+        </w:rPr>
+        <w:tab/>
+        <w:t>{</w:t>
+      </w:r>
+    </w:p>
+    <w:p>
+      <w:pPr>
+        <w:jc w:val="left"/>
+        <w:rPr>
+          <w:b/>
+          <w:sz w:val="22"/>
+        </w:rPr>
+      </w:pPr>
+      <w:r>
+        <w:rPr>
+          <w:b/>
+          <w:sz w:val="22"/>
+        </w:rPr>
+        <w:tab/>
+      </w:r>
+      <w:r>
+        <w:rPr>
+          <w:b/>
+          <w:sz w:val="22"/>
+        </w:rPr>
+        <w:tab/>
+        <w:t xml:space="preserve">float lerp = </w:t>
+      </w:r>
+      <w:proofErr w:type="gramStart"/>
+      <w:r>
+        <w:rPr>
+          <w:b/>
+          <w:sz w:val="22"/>
+        </w:rPr>
+        <w:t>std::min(</w:t>
+      </w:r>
+      <w:proofErr w:type="gramEnd"/>
+      <w:r>
+        <w:rPr>
+          <w:b/>
+          <w:sz w:val="22"/>
+        </w:rPr>
+        <w:t>1.0f, deltaTime * 10.0f</w:t>
+      </w:r>
+      <w:proofErr w:type="gramStart"/>
+      <w:r>
+        <w:rPr>
+          <w:b/>
+          <w:sz w:val="22"/>
+        </w:rPr>
+        <w:t>);</w:t>
+      </w:r>
+      <w:proofErr w:type="gramEnd"/>
+    </w:p>
+    <w:p>
+      <w:pPr>
+        <w:jc w:val="left"/>
+        <w:rPr>
+          <w:b/>
+          <w:sz w:val="22"/>
+        </w:rPr>
+      </w:pPr>
+      <w:r>
+        <w:rPr>
+          <w:b/>
+          <w:sz w:val="22"/>
+        </w:rPr>
+        <w:tab/>
+      </w:r>
+      <w:r>
+        <w:rPr>
+          <w:b/>
+          <w:sz w:val="22"/>
+        </w:rPr>
+        <w:tab/>
+        <w:t xml:space="preserve">_displayHp += (static_cast&lt;float&gt;(_hp) - _displayHp) * </w:t>
+      </w:r>
+      <w:proofErr w:type="gramStart"/>
+      <w:r>
+        <w:rPr>
+          <w:b/>
+          <w:sz w:val="22"/>
+        </w:rPr>
+        <w:t>lerp;</w:t>
+      </w:r>
+      <w:proofErr w:type="gramEnd"/>
+    </w:p>
+    <w:p>
+      <w:pPr>
+        <w:jc w:val="left"/>
+        <w:rPr>
+          <w:b/>
+          <w:sz w:val="22"/>
+        </w:rPr>
+      </w:pPr>
+      <w:r>
+        <w:rPr>
+          <w:b/>
+          <w:sz w:val="22"/>
+        </w:rPr>
+        <w:tab/>
+      </w:r>
+      <w:r>
+        <w:rPr>
+          <w:b/>
+          <w:sz w:val="22"/>
+        </w:rPr>
+        <w:tab/>
+        <w:t>float ratio = _displayHp / static_cast&lt;float&gt;(_maxHp</w:t>
+      </w:r>
+      <w:proofErr w:type="gramStart"/>
+      <w:r>
+        <w:rPr>
+          <w:b/>
+          <w:sz w:val="22"/>
+        </w:rPr>
+        <w:t>);</w:t>
+      </w:r>
+      <w:proofErr w:type="gramEnd"/>
+    </w:p>
+    <w:p>
+      <w:pPr>
+        <w:jc w:val="left"/>
+        <w:rPr>
+          <w:b/>
+          <w:sz w:val="22"/>
+        </w:rPr>
+      </w:pPr>
+      <w:r>
+        <w:rPr>
+          <w:b/>
+          <w:sz w:val="22"/>
+        </w:rPr>
+        <w:tab/>
+      </w:r>
+      <w:r>
+        <w:rPr>
+          <w:b/>
+          <w:sz w:val="22"/>
+        </w:rPr>
+        <w:tab/>
+        <w:t>_hpBar_ui-&gt;set_size_</w:t>
+      </w:r>
+      <w:proofErr w:type="gramStart"/>
+      <w:r>
+        <w:rPr>
+          <w:b/>
+          <w:sz w:val="22"/>
+        </w:rPr>
+        <w:t>x(</w:t>
+      </w:r>
+      <w:proofErr w:type="gramEnd"/>
+      <w:r>
+        <w:rPr>
+          <w:b/>
+          <w:sz w:val="22"/>
+        </w:rPr>
+        <w:t>_hpBar_maxWidth * ratio</w:t>
+      </w:r>
+      <w:proofErr w:type="gramStart"/>
+      <w:r>
+        <w:rPr>
+          <w:b/>
+          <w:sz w:val="22"/>
+        </w:rPr>
+        <w:t>);</w:t>
+      </w:r>
+      <w:proofErr w:type="gramEnd"/>
+    </w:p>
+    <w:p>
+      <w:pPr>
+        <w:jc w:val="left"/>
+        <w:rPr>
+          <w:b/>
+          <w:sz w:val="22"/>
+        </w:rPr>
+      </w:pPr>
+      <w:r>
+        <w:rPr>
+          <w:b/>
+          <w:sz w:val="22"/>
+        </w:rPr>
+        <w:tab/>
+      </w:r>
+      <w:r>
+        <w:rPr>
+          <w:b/>
+          <w:sz w:val="22"/>
+        </w:rPr>
+        <w:tab/>
+        <w:t>_hpBar_ui-&gt;set_uv_</w:t>
+      </w:r>
+      <w:proofErr w:type="gramStart"/>
+      <w:r>
+        <w:rPr>
+          <w:b/>
+          <w:sz w:val="22"/>
+        </w:rPr>
+        <w:t>scale(</w:t>
+      </w:r>
+      <w:proofErr w:type="gramEnd"/>
+      <w:r>
+        <w:rPr>
+          <w:b/>
+          <w:sz w:val="22"/>
+        </w:rPr>
+        <w:t>ratio, 1.0f</w:t>
+      </w:r>
+      <w:proofErr w:type="gramStart"/>
+      <w:r>
+        <w:rPr>
+          <w:b/>
+          <w:sz w:val="22"/>
+        </w:rPr>
+        <w:t>);</w:t>
+      </w:r>
+      <w:proofErr w:type="gramEnd"/>
+    </w:p>
+    <w:p>
+      <w:pPr>
+        <w:jc w:val="left"/>
+        <w:rPr>
+          <w:rFonts w:hint="eastAsia"/>
+          <w:b/>
+          <w:sz w:val="22"/>
+        </w:rPr>
+      </w:pPr>
+      <w:r>
+        <w:rPr>
+          <w:b/>
+          <w:sz w:val="22"/>
+        </w:rPr>
+        <w:tab/>
+        <w:t>}</w:t>
+      </w:r>
     </w:p>
     <w:tbl>
       <w:tblPr>
@@ -425,6 +1154,7 @@
                 <w:b/>
                 <w:sz w:val="22"/>
               </w:rPr>
+              <w:lastRenderedPageBreak/>
               <w:t>문제점 정리</w:t>
             </w:r>
           </w:p>
@@ -520,7 +1250,7 @@
               <w:spacing w:after="160" w:line="259" w:lineRule="auto"/>
               <w:jc w:val="center"/>
               <w:rPr>
-                <w:rFonts w:ascii="맑은 고딕" w:eastAsia="맑은 고딕" w:hAnsi="맑은 고딕" w:cs="맑은 고딕" w:hint="eastAsia"/>
+                <w:rFonts w:ascii="맑은 고딕" w:eastAsia="맑은 고딕" w:hAnsi="맑은 고딕" w:cs="맑은 고딕"/>
                 <w:b/>
                 <w:sz w:val="22"/>
               </w:rPr>
@@ -1559,7 +2289,6 @@
   <w:style w:type="character" w:default="1" w:styleId="a0">
     <w:name w:val="Default Paragraph Font"/>
     <w:uiPriority w:val="1"/>
-    <w:semiHidden/>
     <w:unhideWhenUsed/>
   </w:style>
   <w:style w:type="table" w:default="1" w:styleId="a1">
